--- a/manuscript-v18.docx
+++ b/manuscript-v18.docx
@@ -15,6 +15,14 @@
         <w:pStyle w:val="Author"/>
       </w:pPr>
       <w:r>
+        <w:t xml:space="preserve">Sreedhar Volet</w:t>
+      </w:r>
+    </w:p>
+    <w:p>
+      <w:pPr>
+        <w:pStyle w:val="Author"/>
+      </w:pPr>
+      <w:r>
         <w:t xml:space="preserve">Boggavarapu Kiran</w:t>
       </w:r>
     </w:p>
@@ -23,7 +31,7 @@
         <w:pStyle w:val="Date"/>
       </w:pPr>
       <w:r>
-        <w:t xml:space="preserve">2026-06-23</w:t>
+        <w:t xml:space="preserve">2026-06-26</w:t>
       </w:r>
     </w:p>
     <w:p>
@@ -144,7 +152,7 @@
         <w:t xml:space="preserve"> </w:t>
       </w:r>
       <w:r>
-        <w:t xml:space="preserve">of novel heritable configurations beyond what is already present requires a fourth condition: stochastic drift of the catalysis in its recognition alphabet. A perfect copier has capacity but cannot innovate; a drifting copier has both. Drt3b fails the second capacity condition, because its cycle has two states regardless of product length. The framework classifies six attested biological templating reactions as instances or partial instances of the same chemical specification, and it identifies two single-residue substitutions at Drt3b’s active site whose measured effects would test its predictions.</w:t>
+        <w:t xml:space="preserve">of novel heritable configurations beyond what is already present requires a fourth condition: stochastic drift of the catalysis in its recognition alphabet. Capacity and generation are separate requirements. Faithful copying alone gives capacity without generation; the drift condition is what adds generation. Drt3b fails the second capacity condition, because its cycle has two states regardless of product length. The framework classifies six attested biological templating reactions as instances or partial instances of the same chemical specification, and it identifies two single-residue substitutions at Drt3b’s active site whose measured effects would test its predictions.</w:t>
       </w:r>
     </w:p>
     <w:bookmarkEnd w:id="9"/>
@@ -516,7 +524,7 @@
         <w:pStyle w:val="BodyText"/>
       </w:pPr>
       <w:r>
-        <w:t xml:space="preserve">What is missing from all three lines is a single statement, at the chemical-physics level of the template–catalyst pair, of what conditions are necessary for a templating reaction to transmit unbounded heritable distinguishability. The information-theoretic work treats population dynamics on a given reaction, not the reaction itself; the replicator-criteria work is chemistry-blind; the substrate-level work has either gestured or been falsified. The Drt3b finding sharpens the gap. Drt3b is unambiguously biological, unambiguously templating, and unambiguously not a sequence-template polymerase. A framework that classifies it has to operate at the level of the catalytic mechanism itself.</w:t>
+        <w:t xml:space="preserve">What is missing from all three lines is a single statement, at the chemical-physics level of the template–catalyst pair, of what conditions are necessary for a templating reaction to transmit unbounded heritable distinguishability. The information-theoretic work treats population dynamics on a reaction taken as given, not the reaction itself. The replicator-criteria work stays abstract about the chemistry. The substrate-level attempts have so far either gestured at the answer, as in Schrödinger, or been refuted on their own terms, as with GARD. The Drt3b finding sharpens the gap. Drt3b is a biological templating reaction that is not a sequence-template polymerase, and a framework that classifies it has to operate at the level of the catalytic mechanism itself.</w:t>
       </w:r>
     </w:p>
     <w:bookmarkEnd w:id="11"/>
@@ -7664,7 +7672,7 @@
         <w:t xml:space="preserve"> </w:t>
       </w:r>
       <w:r>
-        <w:t xml:space="preserve">and unlimited heredity capacity. This is why DNA without mutation would still be a high-capacity inheritance carrier: it would not innovate, but it could store and transmit.</w:t>
+        <w:t xml:space="preserve">and unlimited heredity capacity. This is why DNA without mutation would still be a high-capacity inheritance carrier: it could store and transmit its configurations even though it could not innovate.</w:t>
       </w:r>
     </w:p>
     <w:bookmarkEnd w:id="22"/>
@@ -8443,7 +8451,7 @@
         <w:t xml:space="preserve"> </w:t>
       </w:r>
       <w:r>
-        <w:t xml:space="preserve">explains why a high-capacity substrate without drift cannot innovate from a finite seed: it can preserve what exists but cannot accumulate novelty. Biology’s DNA-based heredity satisfies both:</w:t>
+        <w:t xml:space="preserve">explains why a high-capacity substrate without drift cannot innovate from a finite seed: with no branching in the recognized alphabet, the descendant set never exceeds the deterministic closure of that seed. Biology’s DNA-based heredity satisfies both:</w:t>
       </w:r>
       <w:r>
         <w:t xml:space="preserve"> </w:t>
@@ -10338,7 +10346,7 @@
         <w:pStyle w:val="FirstParagraph"/>
       </w:pPr>
       <w:r>
-        <w:t xml:space="preserve">In words: a population of perfect copiers cannot improve past the maximum fitness already present in its founding generation, since selection sorts what exists but generates no new variants; a population of wholesale-redraw copiers can sample anywhere but accumulates local improvements inefficiently, because each redraw discards lineage information; only individual-level local drift converts variation into cumulative climb. The positive direction is bounded: it says only that local-drift mechanisms are not structurally barred from climbing, not that they always climb.</w:t>
+        <w:t xml:space="preserve">In words: exact-copy mechanisms cannot improve past the fittest variant already present at founding, because selection can only sort the standing repertoire and adds nothing to it. Wholesale-redraw mechanisms do introduce variation, but each redraw discards the lineage’s accumulated state, so local improvements rarely compound within the horizon. Only individual-level local drift feeds variation into selection in a form that accumulates. This positive part is bounded: local-drift mechanisms are not structurally barred from climbing, though whether they climb depends on the landscape.</w:t>
       </w:r>
     </w:p>
     <w:bookmarkEnd w:id="27"/>
@@ -17620,7 +17628,7 @@
         <w:t xml:space="preserve"> </w:t>
       </w:r>
       <w:r>
-        <w:t xml:space="preserve">M4’s, yet M2 reaches plateau 0.548 while M4 reaches 0.997, and in direct competition at balanced start M4 wins 67%, M2 wins 33%, with no ties. Targeted local drift converts input into fitness gain more efficiently than wholesale lineage re-draw in the tested landscape: the structural distinction matters, and rate alone does not. The qualitative claim survives at long horizons. At 5000 generations with equal-start</w:t>
+        <w:t xml:space="preserve">M4’s, yet M2 reaches plateau 0.548 while M4 reaches 0.997, and in direct competition at balanced start M4 wins 67%, M2 wins 33%, with no ties. In the tested landscape, targeted local drift converts input into fitness gain more efficiently than wholesale lineage re-draw, so the outcome turns on the structural form of the variation rather than its rate. The qualitative claim survives at long horizons. At 5000 generations with equal-start</w:t>
       </w:r>
       <w:r>
         <w:t xml:space="preserve"> </w:t>
@@ -17847,25 +17855,7 @@
         <w:pStyle w:val="FirstParagraph"/>
       </w:pPr>
       <w:r>
-        <w:t xml:space="preserve">The framework gives biology’s templating chemistries a structural specification they have lacked. The four conditions (R1)–(R4) are properties of the template–catalyst pair under the scope of (R5), not of the population-level dynamics the catalysis hosts. Capacity and generation are separable structural requirements: capacity (R1, R2, R3) bounds the Shannon information the reaction can transmit per round, and generation (R4) controls whether iterated runs can branch off the deterministic closure of a finite initial repertoire. Keeping them separate clarifies which biological chemistries fail what. Drt3b (Mode 3) fails capacity at R2, its cycle having bounded independently variable positions, so drift status is moot once capacity is capped. Prions (Mode 4) fail capacity at both R1 and R2. Translation (Mode 2) recovers capacity parasitically through Mode 1 because its own product fails R3. Population-level kinetics (selection, fitness landscapes, error catastrophe, evolutionary plateaus, lineage formation) are downstream of which structural conditions the underlying chemistry satisfies. Re-grounding the analysis at the catalytic-reaction level reframes the question</w:t>
-      </w:r>
-      <w:r>
-        <w:t xml:space="preserve"> </w:t>
-      </w:r>
-      <w:r>
-        <w:t xml:space="preserve">“what supports biology?”</w:t>
-      </w:r>
-      <w:r>
-        <w:t xml:space="preserve"> </w:t>
-      </w:r>
-      <w:r>
-        <w:t xml:space="preserve">as</w:t>
-      </w:r>
-      <w:r>
-        <w:t xml:space="preserve"> </w:t>
-      </w:r>
-      <w:r>
-        <w:t xml:space="preserve">“what templating chemistries can host biology’s recursion?”</w:t>
+        <w:t xml:space="preserve">The framework gives biology’s templating chemistries a structural specification they have lacked. The four conditions (R1)–(R4) are properties of the template–catalyst pair under the scope of (R5), not of the population-level dynamics the catalysis hosts. Capacity and generation are separable structural requirements: capacity (R1, R2, R3) bounds the Shannon information the reaction can transmit per round, and generation (R4) controls whether iterated runs can branch off the deterministic closure of a finite initial repertoire. Keeping them separate clarifies which biological chemistries fail what. Drt3b (Mode 3) fails capacity at R2, its cycle having bounded independently variable positions, so drift status is moot once capacity is capped. Prions (Mode 4) fail capacity at both R1 and R2. Translation (Mode 2) recovers capacity parasitically through Mode 1 because its own product fails R3. Population-level kinetics (selection, fitness landscapes, error catastrophe, evolutionary plateaus, lineage formation) are downstream of which structural conditions the underlying chemistry satisfies. Re-grounding the analysis at the catalytic-reaction level makes the operative question which templating chemistries can host biology’s recursion, a property of the reaction rather than of the populations or fitness landscapes it later generates.</w:t>
       </w:r>
     </w:p>
     <w:p>
@@ -17934,7 +17924,7 @@
         <w:pStyle w:val="BodyText"/>
       </w:pPr>
       <w:r>
-        <w:t xml:space="preserve">The framework’s relationship to natural selection is one of layered description. Selection is real as a statement of which catalytic kernels persist in finite populations under environmental filtering, but it is not a force acting inside the kernel itself. The reaction runs because the active-site free-energy landscape, the reactant pool, and the chemical driving allow it to run; certain configurations are produced because the kernel produces them; certain configurations fail to carry forward because they are not produced, or are produced unstably. Selection-talk is descriptive vocabulary applied to the population-level distribution of catalytic kernels, a deflationary reading of selection’s role inside the reaction rather than a denial of its population-level reality.</w:t>
+        <w:t xml:space="preserve">The framework’s relationship to natural selection is one of layered description. Selection is real as a statement of which catalytic kernels persist in finite populations under environmental filtering, but it is not a force acting inside the kernel itself. The reaction runs because the active-site free-energy landscape, the reactant pool, and the chemical driving allow it to. The kernel produces certain configurations and not others, and those it fails to produce, or produces only unstably, do not carry forward. Selection-talk is descriptive vocabulary applied to the population-level distribution of catalytic kernels, a deflationary reading of selection’s role inside the reaction rather than a denial of its population-level reality.</w:t>
       </w:r>
     </w:p>
     <w:bookmarkEnd w:id="37"/>
@@ -18020,7 +18010,7 @@
         <w:t xml:space="preserve">2012)</w:t>
       </w:r>
       <w:r>
-        <w:t xml:space="preserve">. Prion conformations are real, ecologically prevalent, and evolutionarily active in wild yeast populations, generating heritable phenotypic variation that selection acts on. The framework’s response is not that prion inheritance does not exist, but that its inheritance carrier is parasitic on Mode 1: what is transmitted prion-to-prion is a conformational attractor on a polypeptide whose primary sequence is genome-encoded. The prion can stabilize or accelerate adaptation by exposing cryptic genetic variation, but the carrier of heritable distinguishability is the gene encoding the prion-prone protein, itself a Mode 1 substrate. Prions are bounded conformational templating chemistries (Mode 4) supplementing an underlying Mode 1 reaction.</w:t>
+        <w:t xml:space="preserve">. Prion conformations are real, ecologically prevalent, and evolutionarily active in wild yeast populations, generating heritable phenotypic variation that selection acts on. The framework does not deny prion inheritance; it locates the inheritance carrier on Mode 1. What is transmitted prion-to-prion is a conformational attractor on a polypeptide whose primary sequence is genome-encoded. The prion can stabilize or accelerate adaptation by exposing cryptic genetic variation, but the carrier of heritable distinguishability is the gene encoding the prion-prone protein, itself a Mode 1 substrate. Prions are bounded conformational templating chemistries (Mode 4) supplementing an underlying Mode 1 reaction.</w:t>
       </w:r>
     </w:p>
     <w:p>
@@ -18102,7 +18092,7 @@
         <w:pStyle w:val="FirstParagraph"/>
       </w:pPr>
       <w:r>
-        <w:t xml:space="preserve">The framework specifies the necessary structural conditions on a template–catalyst pair for it to support open-ended Darwinian inheritance. This is one of several essential preconditions for life as we know it, not the only one. Metabolism, the coupled catalytic network that maintains the cell as a far-from-equilibrium system, is orthogonal: a population of inheritance-capable substrates without metabolic closure is a chemistry experiment, not a living lineage. Compartmentalization, the boundary that keeps a lineage’s chemistry coherent against environmental dilution, is orthogonal: an inheritance reaction in bulk solution disperses its descendants into the medium. Sustained chemical driving (NTP hydrolysis, redox gradients, photochemical input) is orthogonal: without driving, the catalytic kernel runs once and stops, and (R3) and (R4) collapse to detailed-balance equilibria. Each has its own theoretical literature:</w:t>
+        <w:t xml:space="preserve">The framework specifies the necessary structural conditions on a template–catalyst pair for it to support open-ended Darwinian inheritance. This is one of several essential preconditions for life as we know it. Three others are orthogonal to it. Metabolism, the coupled catalytic network that maintains the cell far from equilibrium, is not supplied by the framework: a population of inheritance-capable substrates without metabolic closure is a chemistry experiment rather than a living lineage. Compartmentalization lies outside it as well, since an inheritance reaction in bulk solution disperses its descendants into the medium before a lineage can form. Sustained chemical driving (NTP hydrolysis, redox gradients, photochemical input) is a third: without it the catalytic kernel runs once and stops, and (R3) and (R4) collapse to detailed-balance equilibria. Each has its own theoretical literature:</w:t>
       </w:r>
       <w:r>
         <w:t xml:space="preserve"> </w:t>
@@ -18165,7 +18155,7 @@
         <w:pStyle w:val="FirstParagraph"/>
       </w:pPr>
       <w:r>
-        <w:t xml:space="preserve">Biology’s templating chemistries sort into a small inventory keyed to the chemical character of the catalytic kernel. The conditions that separate open-ended from bounded inheritance are properties of the template–catalyst pair, and they split into a capacity requirement and a generation requirement with different chemical content: a perfect copier has capacity without generation, and a drifting copier has both. DNA replication is the only attested chemistry that meets every condition. Translation, the modular biosyntheses, and the ciliate cortex inherit parasitically through DNA because their own products are not re-read; prions and Drt3b are bounded at the substrate level by a small conformational alphabet and a two-state cycle, respectively.</w:t>
+        <w:t xml:space="preserve">Biology’s templating chemistries sort into a small inventory keyed to the chemical character of the catalytic kernel. The conditions that separate open-ended from bounded inheritance are properties of the template–catalyst pair, and they split into a capacity requirement and a generation requirement with different chemical content: capacity is present when the architecture can store and re-read its configurations, while generation requires, in addition, drift in the recognized alphabet. DNA replication is the only attested chemistry that meets every condition. Translation, the modular biosyntheses, and the ciliate cortex inherit parasitically through DNA because their own products are not re-read; prions and Drt3b are bounded at the substrate level by a small conformational alphabet and a two-state cycle, respectively.</w:t>
       </w:r>
     </w:p>
     <w:p>
@@ -27634,7 +27624,7 @@
               <w:jc w:val="left"/>
             </w:pPr>
             <w:r>
-              <w:t xml:space="preserve">–</w:t>
+              <w:t xml:space="preserve">—</w:t>
             </w:r>
           </w:p>
         </w:tc>
@@ -29498,7 +29488,7 @@
               <w:jc w:val="left"/>
             </w:pPr>
             <w:r>
-              <w:t xml:space="preserve">–</w:t>
+              <w:t xml:space="preserve">—</w:t>
             </w:r>
           </w:p>
         </w:tc>
@@ -29546,7 +29536,7 @@
               <w:jc w:val="left"/>
             </w:pPr>
             <w:r>
-              <w:t xml:space="preserve">–</w:t>
+              <w:t xml:space="preserve">—</w:t>
             </w:r>
           </w:p>
         </w:tc>

--- a/manuscript-v18.docx
+++ b/manuscript-v18.docx
@@ -8,14 +8,6 @@
       </w:pPr>
       <w:r>
         <w:t xml:space="preserve">A substrate recursion principle for biological information, with empirical anchoring through a templating-mode taxonomy</w:t>
-      </w:r>
-    </w:p>
-    <w:p>
-      <w:pPr>
-        <w:pStyle w:val="Author"/>
-      </w:pPr>
-      <w:r>
-        <w:t xml:space="preserve">Sreedhar Volet</w:t>
       </w:r>
     </w:p>
     <w:p>
